--- a/livrables/lecons/revenus-passifs/2026-07-26_lecon-revenus-passifs_01_definition-mythes.docx
+++ b/livrables/lecons/revenus-passifs/2026-07-26_lecon-revenus-passifs_01_definition-mythes.docx
@@ -3259,18 +3259,26 @@
         </w:rPr>
         <w:t xml:space="preserve">5. OBSERVALYS — Revenu passif en 2025 : mythe ou réalité ? : </w:t>
       </w:r>
-      <w:hyperlink w:history="1" r:id="rIdio7v2d8vnheno8kkidar7">
-        <w:r>
-          <w:rPr>
-            <w:rFonts w:ascii="Times New Roman" w:cs="Times New Roman" w:eastAsia="Times New Roman" w:hAnsi="Times New Roman"/>
-            <w:color w:val="1155CC"/>
-            <w:sz w:val="22"/>
-            <w:szCs w:val="22"/>
-            <w:u w:val="single"/>
-          </w:rPr>
-          <w:t xml:space="preserve">observalys.fr/revenu-passif-en-2025</w:t>
-        </w:r>
-      </w:hyperlink>
+      <w:r>
+        <w:rPr>
+          <w:rFonts w:ascii="Times New Roman" w:cs="Times New Roman" w:eastAsia="Times New Roman" w:hAnsi="Times New Roman"/>
+          <w:color w:val="1F2937"/>
+          <w:sz w:val="22"/>
+          <w:szCs w:val="22"/>
+        </w:rPr>
+        <w:t xml:space="preserve">observalys.fr/revenu-passif-en-2025</w:t>
+      </w:r>
+      <w:r>
+        <w:rPr>
+          <w:rFonts w:ascii="Times New Roman" w:cs="Times New Roman" w:eastAsia="Times New Roman" w:hAnsi="Times New Roman"/>
+          <w:i/>
+          <w:iCs/>
+          <w:color w:val="6B7280"/>
+          <w:sz w:val="20"/>
+          <w:szCs w:val="20"/>
+        </w:rPr>
+        <w:t xml:space="preserve">   [Corrigé le 25/10/2026 : hyperlien RETIRÉ, adresse conservée en clair. Le domaine observalys.fr est PARKÉ : en https il rend une alerte TLS 80 émise par le serveur (HTTP 000, curl exit 35, six essais sur six, IPv4 ET IPv6, curl comme openssl), et en http il rend 200 avec la page « Parked Domain name on Hostinger DNS system » — 927 caractères utiles où « Observalys », « Revenu passif » et « mythe ou réalité » sont TOUS LES TROIS absents. Aucun instantané de l'Internet Archive n'existe pour cette page : la ressource est perdue sans recours. Mesuré le 25/10/2026. Détail au journal.]</w:t>
+      </w:r>
     </w:p>
     <w:p>
       <w:pPr>
@@ -3563,6 +3571,78 @@
           <w:szCs w:val="22"/>
         </w:rPr>
         <w:t xml:space="preserve">La section Mythes attribuait un ordre de grandeur (« souvent inférieur à quelques centaines d'euros par mois ») aux « retours d'expérience de la communauté Indie Hackers (indiehackers.com, consultés mais non agrégés en chiffre précis) » — un site nommé comme source sans aucune adresse dans la leçon. Le lien est posé dans la phrase et la ressource ajoutée en n°8. L'affirmation elle-même est inchangée : la leçon disait déjà qu'elle ne repose sur aucune statistique exploitable.</w:t>
+      </w:r>
+    </w:p>
+    <w:p>
+      <w:pPr>
+        <w:spacing w:after="120" w:before="320"/>
+      </w:pPr>
+      <w:r>
+        <w:rPr>
+          <w:rFonts w:ascii="Times New Roman" w:cs="Times New Roman" w:eastAsia="Times New Roman" w:hAnsi="Times New Roman"/>
+          <w:b/>
+          <w:bCs/>
+          <w:color w:val="1B3A6B"/>
+          <w:sz w:val="28"/>
+          <w:szCs w:val="28"/>
+        </w:rPr>
+        <w:t xml:space="preserve">📝 Journal des corrections — 25 octobre 2026</w:t>
+      </w:r>
+    </w:p>
+    <w:p>
+      <w:pPr>
+        <w:spacing w:after="80"/>
+      </w:pPr>
+      <w:r>
+        <w:rPr>
+          <w:rFonts w:ascii="Times New Roman" w:cs="Times New Roman" w:eastAsia="Times New Roman" w:hAnsi="Times New Roman"/>
+          <w:color w:val="1F2937"/>
+          <w:sz w:val="22"/>
+          <w:szCs w:val="22"/>
+        </w:rPr>
+        <w:t xml:space="preserve">Hyperlien retiré sur la ressource n°5, adresse conservée en clair — le geste de la leçon n°3 d'ennéagramme du 09/10 : détecter un lien mort et le dire ne suffit pas, il faut cesser d'y envoyer le lecteur.</w:t>
+      </w:r>
+    </w:p>
+    <w:p>
+      <w:pPr>
+        <w:spacing w:after="80"/>
+      </w:pPr>
+      <w:r>
+        <w:rPr>
+          <w:rFonts w:ascii="Times New Roman" w:cs="Times New Roman" w:eastAsia="Times New Roman" w:hAnsi="Times New Roman"/>
+          <w:color w:val="1F2937"/>
+          <w:sz w:val="22"/>
+          <w:szCs w:val="22"/>
+        </w:rPr>
+        <w:t xml:space="preserve">Le diagnostic, mesuré le 25/10/2026, a demandé trois étapes parce qu'un « 000 » ne dit rien par lui-même. ① En https, le serveur émet une alerte TLS 80 (« tlsv1 alert internal error ») : HTTP 000, curl exit 35, SIX essais sur six, en IPv4 ET en IPv6, avec curl comme avec openssl 3.6.2 — ce n'est donc ni une intermittence, ni notre pile. ② En http, l'adresse rend HTTP 200 : c'est la page « Parked Domain name on Hostinger DNS system », 927 caractères utiles, et « Observalys », « Revenu passif » et « mythe ou réalité » y sont tous les trois ABSENTS. Le domaine est parké, le site n'existe plus. ③ L'Internet Archive n'a AUCUN instantané de cette page : il n'y a pas de version archivée à citer.</w:t>
+      </w:r>
+    </w:p>
+    <w:p>
+      <w:pPr>
+        <w:spacing w:after="80"/>
+      </w:pPr>
+      <w:r>
+        <w:rPr>
+          <w:rFonts w:ascii="Times New Roman" w:cs="Times New Roman" w:eastAsia="Times New Roman" w:hAnsi="Times New Roman"/>
+          <w:color w:val="1F2937"/>
+          <w:sz w:val="22"/>
+          <w:szCs w:val="22"/>
+        </w:rPr>
+        <w:t xml:space="preserve">⚠️ Ce cas est le jumeau de l'AAPEL de la leçon n°8 de psychopathologie, et il dit la même chose : un code 200 ne prouve pas qu'une ressource existe. Il dit aussi quelque chose sur l'outillage du dépôt — le balayage d'adresses a classé celle-ci « défaut TLS » parce qu'elle est citée en https ; citée en http, elle aurait été classée « VIVANTE », puisqu'un domaine parké répond 200. Le balayage lit des codes de retour, pas des contenus.</w:t>
+      </w:r>
+    </w:p>
+    <w:p>
+      <w:pPr>
+        <w:spacing w:after="80"/>
+      </w:pPr>
+      <w:r>
+        <w:rPr>
+          <w:rFonts w:ascii="Times New Roman" w:cs="Times New Roman" w:eastAsia="Times New Roman" w:hAnsi="Times New Roman"/>
+          <w:color w:val="1F2937"/>
+          <w:sz w:val="22"/>
+          <w:szCs w:val="22"/>
+        </w:rPr>
+        <w:t xml:space="preserve">La ressource n'est pas remplacée : l'ordre portait sur les adresses, et cette leçon tire de celle-ci une position générale sur les revenus passifs qu'aucune de ses dix autres sources ne contredit. Le libellé reste lisible pour que l'on sache ce qui a été consulté le 26/07/2026, date à laquelle la page répondait.</w:t>
       </w:r>
     </w:p>
     <w:sectPr>
